--- a/docs/investor-materials/v1.5/executive-protection/CTDI-executive-summary-executive-protection.docx
+++ b/docs/investor-materials/v1.5/executive-protection/CTDI-executive-summary-executive-protection.docx
@@ -25,7 +25,7 @@
           <w:i w:val="0"/>
           <w:sz w:val="22"/>
         </w:rPr>
-        <w:t>[operator LLC], LLC · Arlington, VA · August 2026 · Prepared for executive-protection, secure-transportation, and corporate-GSOC audiences</w:t>
+        <w:t>CS Executive Services, LLC · Arlington, VA · August 2026 · Prepared for executive-protection, secure-transportation, and corporate-GSOC audiences</w:t>
       </w:r>
     </w:p>
     <w:p>
@@ -1466,7 +1466,7 @@
           <w:i w:val="0"/>
           <w:sz w:val="22"/>
         </w:rPr>
-        <w:t xml:space="preserve"> that use never serves a fee-based product or service to a third-party client. Hosted resale, white-labeling, and platform absorption always require a commercial license from [operator LLC], LLC — as does any use touching a fee-based client service, even invisibly or bundled into a retainer. Each release converts automatically to </w:t>
+        <w:t xml:space="preserve"> that use never serves a fee-based product or service to a third-party client. Hosted resale, white-labeling, and platform absorption always require a commercial license from CS Executive Services, LLC — as does any use touching a fee-based client service, even invisibly or bundled into a retainer. Each release converts automatically to </w:t>
       </w:r>
       <w:r>
         <w:rPr>
